--- a/proyectos/gmejia-proyecto-final.docx
+++ b/proyectos/gmejia-proyecto-final.docx
@@ -113,7 +113,7 @@
         <w:spacing w:after="120"/>
       </w:pPr>
       <w:r>
-        <w:t xml:space="preserve">Viernes 1, después de Word</w:t>
+        <w:t xml:space="preserve">Viernes 2 — proyecto final (examen). El viernes 1 solo preparas el caso anónimo.</w:t>
       </w:r>
     </w:p>
     <w:p>

--- a/proyectos/gmejia-proyecto-final.docx
+++ b/proyectos/gmejia-proyecto-final.docx
@@ -13,7 +13,7 @@
           <w:sz w:val="44"/>
           <w:szCs w:val="44"/>
         </w:rPr>
-        <w:t xml:space="preserve">Proyecto final — caso de practica</w:t>
+        <w:t xml:space="preserve">Proyecto final — caso de práctica</w:t>
       </w:r>
     </w:p>
     <w:p>
@@ -47,7 +47,7 @@
         <w:spacing w:after="120"/>
       </w:pPr>
       <w:r>
-        <w:t xml:space="preserve">Copia el prompt de abajo, pégalo en ChatGPT, luego el mismo texto en Claude. Los datos son ficticios (Planta Norte). No sustituyas con informacion real de tu empresa.</w:t>
+        <w:t xml:space="preserve">Copia el prompt de abajo, pégalo en ChatGPT, luego el mismo texto en Claude. Los datos son ficticios (Planta Norte). No sustituyas con información real de tu empresa.</w:t>
       </w:r>
     </w:p>
     <w:p>

--- a/proyectos/gmejia-proyecto-final.docx
+++ b/proyectos/gmejia-proyecto-final.docx
@@ -47,7 +47,7 @@
         <w:spacing w:after="120"/>
       </w:pPr>
       <w:r>
-        <w:t xml:space="preserve">Copia el prompt de abajo, pégalo en ChatGPT, luego el mismo texto en Claude. Los datos son ficticios (Planta Norte). No sustituyas con información real de tu empresa.</w:t>
+        <w:t xml:space="preserve">Copia el prompt de abajo, pégalo en ChatGPT, luego el mismo texto en Claude. Los datos son ficticios (Planta Central, Lote Norte, Cliente Alfa). No sustituyas con información real de Central de Ingenios.</w:t>
       </w:r>
     </w:p>
     <w:p>
@@ -135,7 +135,7 @@
         <w:spacing w:after="120"/>
       </w:pPr>
       <w:r>
-        <w:t xml:space="preserve">Rol: Eres un redactor de informes de calidad en una planta de alimentos.</w:t>
+        <w:t xml:space="preserve">Rol: Eres un redactor de informes de calidad en un ingenio de práctica (Planta Central).</w:t>
       </w:r>
     </w:p>
     <w:p>
